--- a/3. Pentesting/3.3 Resultados.docx
+++ b/3. Pentesting/3.3 Resultados.docx
@@ -120,7 +120,7 @@
                     <pic:cNvPicPr/>
                   </pic:nvPicPr>
                   <pic:blipFill>
-                    <a:blip r:embed="rId7" cstate="print">
+                    <a:blip r:embed="rId8" cstate="print">
                       <a:extLst>
                         <a:ext uri="{28A0092B-C50C-407E-A947-70E740481C1C}">
                           <a14:useLocalDpi xmlns:a14="http://schemas.microsoft.com/office/drawing/2010/main" val="0"/>
@@ -228,7 +228,7 @@
                               <w:txbxContent>
                                 <w:p>
                                   <w:pPr>
-                                    <w:pStyle w:val="Title"/>
+                                    <w:pStyle w:val="Ttulo"/>
                                     <w:spacing w:after="0"/>
                                     <w:rPr>
                                       <w:lang w:val="es-MX"/>
@@ -239,7 +239,14 @@
                                       <w:rFonts w:ascii="Calibri" w:hAnsi="Calibri" w:cs="Calibri"/>
                                       <w:lang w:val="es-MX"/>
                                     </w:rPr>
-                                    <w:t>2.1 Escaneo</w:t>
+                                    <w:t>3.2 RESULTADOS</w:t>
+                                  </w:r>
+                                  <w:r>
+                                    <w:rPr>
+                                      <w:rFonts w:ascii="Calibri" w:hAnsi="Calibri" w:cs="Calibri"/>
+                                      <w:lang w:val="es-MX"/>
+                                    </w:rPr>
+                                    <w:tab/>
                                   </w:r>
                                 </w:p>
                               </w:txbxContent>
@@ -267,7 +274,7 @@
                         <w:txbxContent>
                           <w:p>
                             <w:pPr>
-                              <w:pStyle w:val="Title"/>
+                              <w:pStyle w:val="Ttulo"/>
                               <w:spacing w:after="0"/>
                               <w:rPr>
                                 <w:lang w:val="es-MX"/>
@@ -278,7 +285,14 @@
                                 <w:rFonts w:ascii="Calibri" w:hAnsi="Calibri" w:cs="Calibri"/>
                                 <w:lang w:val="es-MX"/>
                               </w:rPr>
-                              <w:t>2.1 Escaneo</w:t>
+                              <w:t>3.2 RESULTADOS</w:t>
+                            </w:r>
+                            <w:r>
+                              <w:rPr>
+                                <w:rFonts w:ascii="Calibri" w:hAnsi="Calibri" w:cs="Calibri"/>
+                                <w:lang w:val="es-MX"/>
+                              </w:rPr>
+                              <w:tab/>
                             </w:r>
                           </w:p>
                         </w:txbxContent>
@@ -658,7 +672,7 @@
     </w:p>
     <w:p>
       <w:pPr>
-        <w:pStyle w:val="Heading1"/>
+        <w:pStyle w:val="Ttulo1"/>
         <w:rPr>
           <w:noProof/>
           <w:lang w:bidi="es-ES"/>
@@ -670,359 +684,694 @@
           <w:lang w:bidi="es-ES"/>
         </w:rPr>
         <w:lastRenderedPageBreak/>
-        <w:t>ESCANEO</w:t>
-      </w:r>
+        <w:t>RESULTADOS</w:t>
+      </w:r>
+    </w:p>
+    <w:p>
+      <w:pPr>
+        <w:rPr>
+          <w:noProof/>
+        </w:rPr>
+      </w:pPr>
+    </w:p>
+    <w:p>
+      <w:pPr>
+        <w:rPr>
+          <w:noProof/>
+        </w:rPr>
+      </w:pPr>
+      <w:r>
+        <w:rPr>
+          <w:noProof/>
+        </w:rPr>
+        <w:t>RESUMEN DE RESULTADOS</w:t>
+      </w:r>
+    </w:p>
+    <w:p>
+      <w:pPr>
+        <w:rPr>
+          <w:noProof/>
+        </w:rPr>
+      </w:pPr>
+    </w:p>
+    <w:p>
+      <w:pPr>
+        <w:pStyle w:val="Contenido"/>
+        <w:spacing w:line="360" w:lineRule="auto"/>
+        <w:jc w:val="both"/>
+        <w:rPr>
+          <w:noProof/>
+        </w:rPr>
+      </w:pPr>
+      <w:r>
+        <w:rPr>
+          <w:noProof/>
+        </w:rPr>
+        <w:t>Tras la fase de ejecución y validación técnica, se consolidan los siguientes niveles de compromiso identificados en el ecosistema Electronics-eCommerce:</w:t>
+      </w:r>
+    </w:p>
+    <w:p>
+      <w:pPr>
+        <w:pStyle w:val="Contenido"/>
+        <w:spacing w:line="360" w:lineRule="auto"/>
+        <w:jc w:val="both"/>
+        <w:rPr>
+          <w:noProof/>
+        </w:rPr>
+      </w:pPr>
     </w:p>
     <w:tbl>
       <w:tblPr>
-        <w:tblW w:w="9999" w:type="dxa"/>
-        <w:tblInd w:w="40" w:type="dxa"/>
-        <w:tblCellMar>
-          <w:left w:w="0" w:type="dxa"/>
-          <w:right w:w="0" w:type="dxa"/>
-        </w:tblCellMar>
-        <w:tblLook w:val="0000" w:firstRow="0" w:lastRow="0" w:firstColumn="0" w:lastColumn="0" w:noHBand="0" w:noVBand="0"/>
+        <w:tblStyle w:val="Tablaconcuadrcula"/>
+        <w:tblW w:w="10095" w:type="dxa"/>
+        <w:tblLook w:val="04A0" w:firstRow="1" w:lastRow="0" w:firstColumn="1" w:lastColumn="0" w:noHBand="0" w:noVBand="1"/>
       </w:tblPr>
       <w:tblGrid>
-        <w:gridCol w:w="9999"/>
+        <w:gridCol w:w="3174"/>
+        <w:gridCol w:w="932"/>
+        <w:gridCol w:w="3595"/>
+        <w:gridCol w:w="2394"/>
       </w:tblGrid>
       <w:tr>
-        <w:trPr>
-          <w:trHeight w:val="3546"/>
-        </w:trPr>
         <w:tc>
           <w:tcPr>
-            <w:tcW w:w="9999" w:type="dxa"/>
-          </w:tcPr>
-          <w:sdt>
-            <w:sdtPr>
-              <w:rPr>
-                <w:noProof/>
-              </w:rPr>
-              <w:id w:val="1660650702"/>
-              <w:placeholder>
-                <w:docPart w:val="B4A70EBBBF6D404C8B60B6FABDD0D462"/>
-              </w:placeholder>
-              <w:showingPlcHdr/>
-              <w15:appearance w15:val="hidden"/>
-            </w:sdtPr>
-            <w:sdtContent>
-              <w:p>
-                <w:pPr>
-                  <w:pStyle w:val="Heading2"/>
-                  <w:rPr>
-                    <w:noProof/>
-                  </w:rPr>
-                </w:pPr>
-                <w:r>
-                  <w:rPr>
-                    <w:noProof/>
-                    <w:lang w:bidi="es-ES"/>
-                  </w:rPr>
-                  <w:t>Texto del subtítulo aquí</w:t>
-                </w:r>
-              </w:p>
-            </w:sdtContent>
-          </w:sdt>
-          <w:p>
-            <w:pPr>
-              <w:rPr>
-                <w:noProof/>
-              </w:rPr>
-            </w:pPr>
-          </w:p>
-          <w:sdt>
-            <w:sdtPr>
-              <w:rPr>
-                <w:noProof/>
-              </w:rPr>
-              <w:id w:val="-2056388886"/>
-              <w:placeholder>
-                <w:docPart w:val="12B0D77CF56941118D501557E5DD35EC"/>
-              </w:placeholder>
-              <w:temporary/>
-              <w:showingPlcHdr/>
-              <w15:appearance w15:val="hidden"/>
-            </w:sdtPr>
-            <w:sdtContent>
-              <w:p>
-                <w:pPr>
-                  <w:pStyle w:val="Contenido"/>
-                  <w:rPr>
-                    <w:noProof/>
-                  </w:rPr>
-                </w:pPr>
-                <w:r>
-                  <w:rPr>
-                    <w:noProof/>
-                    <w:lang w:bidi="es-ES"/>
-                  </w:rPr>
-                  <w:t>Para empezar ahora mismo, pulse el texto de cualquier marcador de posición (como este) y empiece a escribir para reemplazarlo por el suyo.</w:t>
-                </w:r>
-              </w:p>
-            </w:sdtContent>
-          </w:sdt>
-          <w:p>
-            <w:pPr>
-              <w:rPr>
-                <w:noProof/>
-              </w:rPr>
-            </w:pPr>
-          </w:p>
-          <w:sdt>
-            <w:sdtPr>
-              <w:rPr>
-                <w:noProof/>
-              </w:rPr>
-              <w:id w:val="-1742009241"/>
-              <w:placeholder>
-                <w:docPart w:val="1DDDECE6201F44668E81E7F30EABE932"/>
-              </w:placeholder>
-              <w:temporary/>
-              <w:showingPlcHdr/>
-              <w15:appearance w15:val="hidden"/>
-            </w:sdtPr>
-            <w:sdtContent>
-              <w:p>
-                <w:pPr>
-                  <w:pStyle w:val="Contenido"/>
-                  <w:rPr>
-                    <w:noProof/>
-                  </w:rPr>
-                </w:pPr>
-                <w:r>
-                  <w:rPr>
-                    <w:noProof/>
-                    <w:lang w:bidi="es-ES"/>
-                  </w:rPr>
-                  <w:t xml:space="preserve">¿Quiere insertar una imagen de sus archivos o agregar una forma, un cuadro de texto o una tabla? ¡Adelante! En la pestaña Insertar de la cinta de opciones, pulse la opción que necesite. </w:t>
-                </w:r>
-              </w:p>
-            </w:sdtContent>
-          </w:sdt>
-        </w:tc>
-      </w:tr>
-      <w:tr>
-        <w:trPr>
-          <w:trHeight w:val="1899"/>
-        </w:trPr>
-        <w:tc>
-          <w:tcPr>
-            <w:tcW w:w="9999" w:type="dxa"/>
-            <w:shd w:val="clear" w:color="auto" w:fill="F2F2F2" w:themeFill="background1" w:themeFillShade="F2"/>
-            <w:vAlign w:val="center"/>
+            <w:tcW w:w="3174" w:type="dxa"/>
+            <w:shd w:val="clear" w:color="auto" w:fill="082A75" w:themeFill="text2"/>
           </w:tcPr>
           <w:p>
             <w:pPr>
-              <w:pStyle w:val="Textodestacado"/>
+              <w:pStyle w:val="Contenido"/>
+              <w:spacing w:line="360" w:lineRule="auto"/>
               <w:jc w:val="center"/>
               <w:rPr>
                 <w:noProof/>
+                <w:color w:val="auto"/>
               </w:rPr>
             </w:pPr>
             <w:r>
               <w:rPr>
                 <w:noProof/>
-                <w:lang w:bidi="es-ES"/>
-              </w:rPr>
-              <mc:AlternateContent>
-                <mc:Choice Requires="wps">
-                  <w:drawing>
-                    <wp:inline distT="0" distB="0" distL="0" distR="0" wp14:anchorId="2A2D43BB" wp14:editId="38677565">
-                      <wp:extent cx="5422005" cy="1057275"/>
-                      <wp:effectExtent l="0" t="0" r="0" b="0"/>
-                      <wp:docPr id="7" name="Cuadro de texto 7"/>
-                      <wp:cNvGraphicFramePr/>
-                      <a:graphic xmlns:a="http://schemas.openxmlformats.org/drawingml/2006/main">
-                        <a:graphicData uri="http://schemas.microsoft.com/office/word/2010/wordprocessingShape">
-                          <wps:wsp>
-                            <wps:cNvSpPr txBox="1"/>
-                            <wps:spPr>
-                              <a:xfrm>
-                                <a:off x="0" y="0"/>
-                                <a:ext cx="5422005" cy="1057275"/>
-                              </a:xfrm>
-                              <a:prstGeom prst="rect">
-                                <a:avLst/>
-                              </a:prstGeom>
-                              <a:noFill/>
-                              <a:ln w="6350">
-                                <a:noFill/>
-                              </a:ln>
-                            </wps:spPr>
-                            <wps:txbx>
-                              <w:txbxContent>
-                                <w:p>
-                                  <w:pPr>
-                                    <w:jc w:val="center"/>
-                                  </w:pPr>
-                                  <w:r>
-                                    <w:rPr>
-                                      <w:i/>
-                                      <w:sz w:val="36"/>
-                                      <w:szCs w:val="36"/>
-                                      <w:lang w:bidi="es-ES"/>
-                                    </w:rPr>
-                                    <w:t>“En esa misma pestaña, encontrará otras herramientas aún más fáciles de usar, con las que podrá agregar hipervínculos o insertar comentarios”.</w:t>
-                                  </w:r>
-                                </w:p>
-                              </w:txbxContent>
-                            </wps:txbx>
-                            <wps:bodyPr rot="0" spcFirstLastPara="0" vertOverflow="overflow" horzOverflow="overflow" vert="horz" wrap="square" lIns="91440" tIns="45720" rIns="91440" bIns="45720" numCol="1" spcCol="0" rtlCol="0" fromWordArt="0" anchor="t" anchorCtr="0" forceAA="0" compatLnSpc="1">
-                              <a:prstTxWarp prst="textNoShape">
-                                <a:avLst/>
-                              </a:prstTxWarp>
-                              <a:noAutofit/>
-                            </wps:bodyPr>
-                          </wps:wsp>
-                        </a:graphicData>
-                      </a:graphic>
-                    </wp:inline>
-                  </w:drawing>
-                </mc:Choice>
-                <mc:Fallback>
-                  <w:pict>
-                    <v:shape w14:anchorId="2A2D43BB" id="Cuadro de texto 7" o:spid="_x0000_s1027" type="#_x0000_t202" style="width:426.95pt;height:83.25pt;visibility:visible;mso-wrap-style:square;mso-left-percent:-10001;mso-top-percent:-10001;mso-position-horizontal:absolute;mso-position-horizontal-relative:char;mso-position-vertical:absolute;mso-position-vertical-relative:line;mso-left-percent:-10001;mso-top-percent:-10001;v-text-anchor:top" o:gfxdata="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" filled="f" stroked="f" strokeweight=".5pt">
-                      <v:textbox>
-                        <w:txbxContent>
-                          <w:p>
-                            <w:pPr>
-                              <w:jc w:val="center"/>
-                            </w:pPr>
-                            <w:r>
-                              <w:rPr>
-                                <w:i/>
-                                <w:sz w:val="36"/>
-                                <w:szCs w:val="36"/>
-                                <w:lang w:bidi="es-ES"/>
-                              </w:rPr>
-                              <w:t>“En esa misma pestaña, encontrará otras herramientas aún más fáciles de usar, con las que podrá agregar hipervínculos o insertar comentarios”.</w:t>
-                            </w:r>
-                          </w:p>
-                        </w:txbxContent>
-                      </v:textbox>
-                      <w10:anchorlock/>
-                    </v:shape>
-                  </w:pict>
-                </mc:Fallback>
-              </mc:AlternateContent>
+                <w:color w:val="auto"/>
+              </w:rPr>
+              <w:t>Ataque</w:t>
+            </w:r>
+          </w:p>
+        </w:tc>
+        <w:tc>
+          <w:tcPr>
+            <w:tcW w:w="932" w:type="dxa"/>
+            <w:shd w:val="clear" w:color="auto" w:fill="082A75" w:themeFill="text2"/>
+          </w:tcPr>
+          <w:p>
+            <w:pPr>
+              <w:pStyle w:val="Contenido"/>
+              <w:spacing w:line="360" w:lineRule="auto"/>
+              <w:jc w:val="center"/>
+              <w:rPr>
+                <w:noProof/>
+                <w:color w:val="auto"/>
+              </w:rPr>
+            </w:pPr>
+            <w:r>
+              <w:rPr>
+                <w:noProof/>
+                <w:color w:val="auto"/>
+              </w:rPr>
+              <w:t>Éxito</w:t>
+            </w:r>
+          </w:p>
+        </w:tc>
+        <w:tc>
+          <w:tcPr>
+            <w:tcW w:w="3595" w:type="dxa"/>
+            <w:shd w:val="clear" w:color="auto" w:fill="082A75" w:themeFill="text2"/>
+          </w:tcPr>
+          <w:p>
+            <w:pPr>
+              <w:pStyle w:val="Contenido"/>
+              <w:spacing w:line="360" w:lineRule="auto"/>
+              <w:jc w:val="center"/>
+              <w:rPr>
+                <w:noProof/>
+                <w:color w:val="auto"/>
+              </w:rPr>
+            </w:pPr>
+            <w:r>
+              <w:rPr>
+                <w:noProof/>
+                <w:color w:val="auto"/>
+              </w:rPr>
+              <w:t>Impacto</w:t>
+            </w:r>
+          </w:p>
+        </w:tc>
+        <w:tc>
+          <w:tcPr>
+            <w:tcW w:w="2394" w:type="dxa"/>
+            <w:shd w:val="clear" w:color="auto" w:fill="082A75" w:themeFill="text2"/>
+          </w:tcPr>
+          <w:p>
+            <w:pPr>
+              <w:pStyle w:val="Contenido"/>
+              <w:spacing w:line="360" w:lineRule="auto"/>
+              <w:jc w:val="center"/>
+              <w:rPr>
+                <w:noProof/>
+                <w:color w:val="auto"/>
+              </w:rPr>
+            </w:pPr>
+            <w:r>
+              <w:rPr>
+                <w:noProof/>
+                <w:color w:val="auto"/>
+              </w:rPr>
+              <w:t>Severidad</w:t>
             </w:r>
           </w:p>
         </w:tc>
       </w:tr>
       <w:tr>
-        <w:trPr>
-          <w:trHeight w:val="5931"/>
-        </w:trPr>
         <w:tc>
           <w:tcPr>
-            <w:tcW w:w="9999" w:type="dxa"/>
+            <w:tcW w:w="3174" w:type="dxa"/>
           </w:tcPr>
           <w:p>
             <w:pPr>
-              <w:pStyle w:val="Textodestacado"/>
-              <w:rPr>
-                <w:i/>
-                <w:noProof/>
-                <w:sz w:val="36"/>
+              <w:pStyle w:val="Contenido"/>
+              <w:spacing w:line="360" w:lineRule="auto"/>
+              <w:jc w:val="both"/>
+              <w:rPr>
+                <w:noProof/>
               </w:rPr>
             </w:pPr>
+            <w:r>
+              <w:rPr>
+                <w:noProof/>
+              </w:rPr>
+              <w:t>Inyeccion SQL</w:t>
+            </w:r>
           </w:p>
-          <w:sdt>
-            <w:sdtPr>
-              <w:rPr>
-                <w:noProof/>
-              </w:rPr>
-              <w:id w:val="-415933964"/>
-              <w:placeholder>
-                <w:docPart w:val="3A383558934644F6946DD488E578BF93"/>
-              </w:placeholder>
-              <w:temporary/>
-              <w:showingPlcHdr/>
-              <w15:appearance w15:val="hidden"/>
-            </w:sdtPr>
-            <w:sdtContent>
-              <w:p>
-                <w:pPr>
-                  <w:pStyle w:val="Contenido"/>
-                  <w:rPr>
-                    <w:noProof/>
-                  </w:rPr>
-                </w:pPr>
-                <w:r>
-                  <w:rPr>
-                    <w:noProof/>
-                    <w:lang w:bidi="es-ES"/>
-                  </w:rPr>
-                  <w:t>Para empezar ahora mismo, pulse el texto de cualquier marcador de posición (como este) y empiece a escribir para reemplazarlo por el suyo.</w:t>
-                </w:r>
-              </w:p>
-            </w:sdtContent>
-          </w:sdt>
+        </w:tc>
+        <w:tc>
+          <w:tcPr>
+            <w:tcW w:w="932" w:type="dxa"/>
+          </w:tcPr>
           <w:p>
             <w:pPr>
               <w:pStyle w:val="Contenido"/>
+              <w:spacing w:line="360" w:lineRule="auto"/>
+              <w:jc w:val="center"/>
               <w:rPr>
                 <w:noProof/>
               </w:rPr>
             </w:pPr>
+            <w:r>
+              <w:rPr>
+                <w:noProof/>
+              </w:rPr>
+              <w:t>Si</w:t>
+            </w:r>
           </w:p>
-          <w:sdt>
-            <w:sdtPr>
-              <w:rPr>
-                <w:noProof/>
-              </w:rPr>
-              <w:id w:val="1005247712"/>
-              <w:placeholder>
-                <w:docPart w:val="F95FE7E2A09745A0B83BF06C65A2C538"/>
-              </w:placeholder>
-              <w:temporary/>
-              <w:showingPlcHdr/>
-              <w15:appearance w15:val="hidden"/>
-            </w:sdtPr>
-            <w:sdtContent>
-              <w:p>
-                <w:pPr>
-                  <w:pStyle w:val="Contenido"/>
-                  <w:rPr>
-                    <w:noProof/>
-                  </w:rPr>
-                </w:pPr>
-                <w:r>
-                  <w:rPr>
-                    <w:noProof/>
-                    <w:lang w:bidi="es-ES"/>
-                  </w:rPr>
-                  <w:t xml:space="preserve">¿Quiere insertar una imagen de sus archivos o agregar una forma, un cuadro de texto o una tabla? ¡Adelante! En la pestaña Insertar de la cinta de opciones, pulse la opción que necesite. </w:t>
-                </w:r>
-              </w:p>
-            </w:sdtContent>
-          </w:sdt>
+        </w:tc>
+        <w:tc>
+          <w:tcPr>
+            <w:tcW w:w="3595" w:type="dxa"/>
+          </w:tcPr>
           <w:p>
             <w:pPr>
               <w:pStyle w:val="Contenido"/>
-              <w:rPr>
-                <w:i/>
-                <w:noProof/>
-                <w:sz w:val="36"/>
+              <w:spacing w:line="360" w:lineRule="auto"/>
+              <w:jc w:val="both"/>
+              <w:rPr>
+                <w:noProof/>
               </w:rPr>
             </w:pPr>
+            <w:r>
+              <w:rPr>
+                <w:noProof/>
+              </w:rPr>
+              <w:t>Critico</w:t>
+            </w:r>
           </w:p>
+        </w:tc>
+        <w:tc>
+          <w:tcPr>
+            <w:tcW w:w="2394" w:type="dxa"/>
+          </w:tcPr>
           <w:p>
             <w:pPr>
               <w:pStyle w:val="Contenido"/>
-              <w:rPr>
-                <w:i/>
-                <w:noProof/>
-                <w:sz w:val="36"/>
+              <w:spacing w:line="360" w:lineRule="auto"/>
+              <w:jc w:val="both"/>
+              <w:rPr>
+                <w:noProof/>
               </w:rPr>
             </w:pPr>
+            <w:r>
+              <w:rPr>
+                <w:noProof/>
+              </w:rPr>
+              <w:t>Critico</w:t>
+            </w:r>
+          </w:p>
+        </w:tc>
+      </w:tr>
+      <w:tr>
+        <w:tc>
+          <w:tcPr>
+            <w:tcW w:w="3174" w:type="dxa"/>
+          </w:tcPr>
+          <w:p>
+            <w:pPr>
+              <w:pStyle w:val="Contenido"/>
+              <w:spacing w:line="360" w:lineRule="auto"/>
+              <w:jc w:val="both"/>
+              <w:rPr>
+                <w:noProof/>
+              </w:rPr>
+            </w:pPr>
+            <w:r>
+              <w:rPr>
+                <w:noProof/>
+              </w:rPr>
+              <w:t>IDOR en consulta de pedidos</w:t>
+            </w:r>
+          </w:p>
+        </w:tc>
+        <w:tc>
+          <w:tcPr>
+            <w:tcW w:w="932" w:type="dxa"/>
+          </w:tcPr>
+          <w:p>
+            <w:pPr>
+              <w:pStyle w:val="Contenido"/>
+              <w:spacing w:line="360" w:lineRule="auto"/>
+              <w:jc w:val="center"/>
+              <w:rPr>
+                <w:noProof/>
+              </w:rPr>
+            </w:pPr>
+            <w:r>
+              <w:rPr>
+                <w:noProof/>
+              </w:rPr>
+              <w:t>Si</w:t>
+            </w:r>
+          </w:p>
+        </w:tc>
+        <w:tc>
+          <w:tcPr>
+            <w:tcW w:w="3595" w:type="dxa"/>
+          </w:tcPr>
+          <w:p>
+            <w:pPr>
+              <w:pStyle w:val="Contenido"/>
+              <w:spacing w:line="360" w:lineRule="auto"/>
+              <w:jc w:val="both"/>
+              <w:rPr>
+                <w:noProof/>
+              </w:rPr>
+            </w:pPr>
+            <w:r>
+              <w:rPr>
+                <w:noProof/>
+              </w:rPr>
+              <w:t>Alto (Privacidad)</w:t>
+            </w:r>
+          </w:p>
+        </w:tc>
+        <w:tc>
+          <w:tcPr>
+            <w:tcW w:w="2394" w:type="dxa"/>
+          </w:tcPr>
+          <w:p>
+            <w:pPr>
+              <w:pStyle w:val="Contenido"/>
+              <w:spacing w:line="360" w:lineRule="auto"/>
+              <w:jc w:val="both"/>
+              <w:rPr>
+                <w:noProof/>
+              </w:rPr>
+            </w:pPr>
+            <w:r>
+              <w:rPr>
+                <w:noProof/>
+              </w:rPr>
+              <w:t>Alto</w:t>
+            </w:r>
+          </w:p>
+        </w:tc>
+      </w:tr>
+      <w:tr>
+        <w:tc>
+          <w:tcPr>
+            <w:tcW w:w="3174" w:type="dxa"/>
+          </w:tcPr>
+          <w:p>
+            <w:pPr>
+              <w:pStyle w:val="Contenido"/>
+              <w:spacing w:line="360" w:lineRule="auto"/>
+              <w:jc w:val="both"/>
+              <w:rPr>
+                <w:noProof/>
+              </w:rPr>
+            </w:pPr>
+            <w:r>
+              <w:rPr>
+                <w:noProof/>
+              </w:rPr>
+              <w:t>Stored XSS (Admin Panel)</w:t>
+            </w:r>
+          </w:p>
+        </w:tc>
+        <w:tc>
+          <w:tcPr>
+            <w:tcW w:w="932" w:type="dxa"/>
+          </w:tcPr>
+          <w:p>
+            <w:pPr>
+              <w:pStyle w:val="Contenido"/>
+              <w:spacing w:line="360" w:lineRule="auto"/>
+              <w:jc w:val="center"/>
+              <w:rPr>
+                <w:noProof/>
+              </w:rPr>
+            </w:pPr>
+            <w:r>
+              <w:rPr>
+                <w:noProof/>
+              </w:rPr>
+              <w:t>Si</w:t>
+            </w:r>
+          </w:p>
+        </w:tc>
+        <w:tc>
+          <w:tcPr>
+            <w:tcW w:w="3595" w:type="dxa"/>
+          </w:tcPr>
+          <w:p>
+            <w:pPr>
+              <w:pStyle w:val="Contenido"/>
+              <w:spacing w:line="360" w:lineRule="auto"/>
+              <w:jc w:val="both"/>
+              <w:rPr>
+                <w:noProof/>
+              </w:rPr>
+            </w:pPr>
+            <w:r>
+              <w:rPr>
+                <w:noProof/>
+              </w:rPr>
+              <w:t>Alto</w:t>
+            </w:r>
+          </w:p>
+        </w:tc>
+        <w:tc>
+          <w:tcPr>
+            <w:tcW w:w="2394" w:type="dxa"/>
+          </w:tcPr>
+          <w:p>
+            <w:pPr>
+              <w:pStyle w:val="Contenido"/>
+              <w:spacing w:line="360" w:lineRule="auto"/>
+              <w:jc w:val="both"/>
+              <w:rPr>
+                <w:noProof/>
+              </w:rPr>
+            </w:pPr>
+            <w:r>
+              <w:rPr>
+                <w:noProof/>
+              </w:rPr>
+              <w:t>Alto</w:t>
+            </w:r>
+          </w:p>
+        </w:tc>
+      </w:tr>
+      <w:tr>
+        <w:tc>
+          <w:tcPr>
+            <w:tcW w:w="3174" w:type="dxa"/>
+          </w:tcPr>
+          <w:p>
+            <w:pPr>
+              <w:pStyle w:val="Contenido"/>
+              <w:spacing w:line="360" w:lineRule="auto"/>
+              <w:jc w:val="both"/>
+              <w:rPr>
+                <w:noProof/>
+              </w:rPr>
+            </w:pPr>
+            <w:r>
+              <w:rPr>
+                <w:noProof/>
+              </w:rPr>
+              <w:t>Fuerza Bruta al Login</w:t>
+            </w:r>
+          </w:p>
+        </w:tc>
+        <w:tc>
+          <w:tcPr>
+            <w:tcW w:w="932" w:type="dxa"/>
+          </w:tcPr>
+          <w:p>
+            <w:pPr>
+              <w:pStyle w:val="Contenido"/>
+              <w:spacing w:line="360" w:lineRule="auto"/>
+              <w:jc w:val="center"/>
+              <w:rPr>
+                <w:noProof/>
+              </w:rPr>
+            </w:pPr>
+            <w:r>
+              <w:rPr>
+                <w:noProof/>
+              </w:rPr>
+              <w:t>Si</w:t>
+            </w:r>
+          </w:p>
+        </w:tc>
+        <w:tc>
+          <w:tcPr>
+            <w:tcW w:w="3595" w:type="dxa"/>
+          </w:tcPr>
+          <w:p>
+            <w:pPr>
+              <w:pStyle w:val="Contenido"/>
+              <w:spacing w:line="360" w:lineRule="auto"/>
+              <w:jc w:val="both"/>
+              <w:rPr>
+                <w:noProof/>
+              </w:rPr>
+            </w:pPr>
+            <w:r>
+              <w:rPr>
+                <w:noProof/>
+              </w:rPr>
+              <w:t>Medio</w:t>
+            </w:r>
+          </w:p>
+        </w:tc>
+        <w:tc>
+          <w:tcPr>
+            <w:tcW w:w="2394" w:type="dxa"/>
+          </w:tcPr>
+          <w:p>
+            <w:pPr>
+              <w:pStyle w:val="Contenido"/>
+              <w:spacing w:line="360" w:lineRule="auto"/>
+              <w:jc w:val="both"/>
+              <w:rPr>
+                <w:noProof/>
+              </w:rPr>
+            </w:pPr>
+            <w:r>
+              <w:rPr>
+                <w:noProof/>
+              </w:rPr>
+              <w:t>Medio</w:t>
+            </w:r>
+          </w:p>
+        </w:tc>
+      </w:tr>
+      <w:tr>
+        <w:tc>
+          <w:tcPr>
+            <w:tcW w:w="3174" w:type="dxa"/>
+          </w:tcPr>
+          <w:p>
+            <w:pPr>
+              <w:pStyle w:val="Contenido"/>
+              <w:spacing w:line="360" w:lineRule="auto"/>
+              <w:jc w:val="both"/>
+              <w:rPr>
+                <w:noProof/>
+              </w:rPr>
+            </w:pPr>
+            <w:r>
+              <w:rPr>
+                <w:noProof/>
+              </w:rPr>
+              <w:t>Exposicion de puertos DB</w:t>
+            </w:r>
+          </w:p>
+        </w:tc>
+        <w:tc>
+          <w:tcPr>
+            <w:tcW w:w="932" w:type="dxa"/>
+          </w:tcPr>
+          <w:p>
+            <w:pPr>
+              <w:pStyle w:val="Contenido"/>
+              <w:spacing w:line="360" w:lineRule="auto"/>
+              <w:jc w:val="center"/>
+              <w:rPr>
+                <w:noProof/>
+              </w:rPr>
+            </w:pPr>
+            <w:r>
+              <w:rPr>
+                <w:noProof/>
+              </w:rPr>
+              <w:t>Si</w:t>
+            </w:r>
+          </w:p>
+        </w:tc>
+        <w:tc>
+          <w:tcPr>
+            <w:tcW w:w="3595" w:type="dxa"/>
+          </w:tcPr>
+          <w:p>
+            <w:pPr>
+              <w:pStyle w:val="Contenido"/>
+              <w:spacing w:line="360" w:lineRule="auto"/>
+              <w:jc w:val="both"/>
+              <w:rPr>
+                <w:noProof/>
+              </w:rPr>
+            </w:pPr>
+            <w:r>
+              <w:rPr>
+                <w:noProof/>
+              </w:rPr>
+              <w:t>Medio</w:t>
+            </w:r>
+          </w:p>
+        </w:tc>
+        <w:tc>
+          <w:tcPr>
+            <w:tcW w:w="2394" w:type="dxa"/>
+          </w:tcPr>
+          <w:p>
+            <w:pPr>
+              <w:pStyle w:val="Contenido"/>
+              <w:spacing w:line="360" w:lineRule="auto"/>
+              <w:jc w:val="both"/>
+              <w:rPr>
+                <w:noProof/>
+              </w:rPr>
+            </w:pPr>
+            <w:r>
+              <w:rPr>
+                <w:noProof/>
+              </w:rPr>
+              <w:t>Medio</w:t>
+            </w:r>
+          </w:p>
+        </w:tc>
+      </w:tr>
+      <w:tr>
+        <w:tc>
+          <w:tcPr>
+            <w:tcW w:w="3174" w:type="dxa"/>
+          </w:tcPr>
+          <w:p>
+            <w:pPr>
+              <w:pStyle w:val="Contenido"/>
+              <w:spacing w:line="360" w:lineRule="auto"/>
+              <w:jc w:val="both"/>
+              <w:rPr>
+                <w:noProof/>
+              </w:rPr>
+            </w:pPr>
+            <w:r>
+              <w:rPr>
+                <w:noProof/>
+              </w:rPr>
+              <w:t>Ausencia de Headers</w:t>
+            </w:r>
+          </w:p>
+        </w:tc>
+        <w:tc>
+          <w:tcPr>
+            <w:tcW w:w="932" w:type="dxa"/>
+          </w:tcPr>
+          <w:p>
+            <w:pPr>
+              <w:pStyle w:val="Contenido"/>
+              <w:spacing w:line="360" w:lineRule="auto"/>
+              <w:jc w:val="center"/>
+              <w:rPr>
+                <w:noProof/>
+              </w:rPr>
+            </w:pPr>
+            <w:r>
+              <w:rPr>
+                <w:noProof/>
+              </w:rPr>
+              <w:t>Si</w:t>
+            </w:r>
+          </w:p>
+        </w:tc>
+        <w:tc>
+          <w:tcPr>
+            <w:tcW w:w="3595" w:type="dxa"/>
+          </w:tcPr>
+          <w:p>
+            <w:pPr>
+              <w:pStyle w:val="Contenido"/>
+              <w:spacing w:line="360" w:lineRule="auto"/>
+              <w:jc w:val="both"/>
+              <w:rPr>
+                <w:noProof/>
+              </w:rPr>
+            </w:pPr>
+            <w:r>
+              <w:rPr>
+                <w:noProof/>
+              </w:rPr>
+              <w:t>Bajo</w:t>
+            </w:r>
+          </w:p>
+        </w:tc>
+        <w:tc>
+          <w:tcPr>
+            <w:tcW w:w="2394" w:type="dxa"/>
+          </w:tcPr>
+          <w:p>
+            <w:pPr>
+              <w:pStyle w:val="Contenido"/>
+              <w:spacing w:line="360" w:lineRule="auto"/>
+              <w:jc w:val="both"/>
+              <w:rPr>
+                <w:noProof/>
+              </w:rPr>
+            </w:pPr>
+            <w:r>
+              <w:rPr>
+                <w:noProof/>
+              </w:rPr>
+              <w:t>Medio</w:t>
+            </w:r>
           </w:p>
         </w:tc>
       </w:tr>
     </w:tbl>
     <w:p>
       <w:pPr>
+        <w:pStyle w:val="Contenido"/>
+        <w:spacing w:line="360" w:lineRule="auto"/>
+        <w:jc w:val="both"/>
         <w:rPr>
           <w:noProof/>
         </w:rPr>
@@ -1030,15 +1379,511 @@
     </w:p>
     <w:p>
       <w:pPr>
+        <w:rPr>
+          <w:noProof/>
+        </w:rPr>
+      </w:pPr>
+      <w:r>
+        <w:rPr>
+          <w:noProof/>
+        </w:rPr>
+        <w:t>ANALISIS TÉCNICO</w:t>
+      </w:r>
+    </w:p>
+    <w:p>
+      <w:pPr>
+        <w:rPr>
+          <w:noProof/>
+        </w:rPr>
+      </w:pPr>
+    </w:p>
+    <w:p>
+      <w:pPr>
+        <w:pStyle w:val="Contenido"/>
+        <w:numPr>
+          <w:ilvl w:val="0"/>
+          <w:numId w:val="1"/>
+        </w:numPr>
+        <w:spacing w:line="360" w:lineRule="auto"/>
+        <w:jc w:val="both"/>
+        <w:rPr>
+          <w:noProof/>
+        </w:rPr>
+      </w:pPr>
+      <w:r>
+        <w:rPr>
+          <w:b/>
+          <w:bCs/>
+          <w:noProof/>
+        </w:rPr>
+        <w:t>FALLO EN GESTIÓN DE AUTENTICACIÓN</w:t>
+      </w:r>
+      <w:r>
+        <w:rPr>
+          <w:noProof/>
+        </w:rPr>
+        <w:t>:</w:t>
+      </w:r>
+      <w:r>
+        <w:rPr>
+          <w:noProof/>
+        </w:rPr>
+        <w:t xml:space="preserve"> </w:t>
+      </w:r>
+      <w:r>
+        <w:rPr>
+          <w:noProof/>
+        </w:rPr>
+        <w:t xml:space="preserve"> Se logró comprometer la cuenta administrativa mediante un ataque de fuerza bruta</w:t>
+      </w:r>
+      <w:r>
+        <w:rPr>
+          <w:noProof/>
+        </w:rPr>
+        <w:t>.</w:t>
+      </w:r>
+    </w:p>
+    <w:p>
+      <w:pPr>
+        <w:pStyle w:val="Contenido"/>
+        <w:spacing w:line="360" w:lineRule="auto"/>
+        <w:jc w:val="both"/>
+        <w:rPr>
+          <w:noProof/>
+        </w:rPr>
+      </w:pPr>
+      <w:r>
+        <w:rPr>
+          <w:noProof/>
+        </w:rPr>
+        <w:t>Causa Raíz: Inexistencia de un mecanismo de bloqueo de cuenta (Account Lockout) tras intentos fallidos repetidos y políticas de contraseñas débiles.</w:t>
+      </w:r>
+    </w:p>
+    <w:p>
+      <w:pPr>
+        <w:pStyle w:val="Contenido"/>
+        <w:spacing w:line="360" w:lineRule="auto"/>
+        <w:jc w:val="both"/>
+        <w:rPr>
+          <w:noProof/>
+        </w:rPr>
+      </w:pPr>
+    </w:p>
+    <w:p>
+      <w:pPr>
+        <w:pStyle w:val="Contenido"/>
+        <w:numPr>
+          <w:ilvl w:val="0"/>
+          <w:numId w:val="1"/>
+        </w:numPr>
+        <w:spacing w:line="360" w:lineRule="auto"/>
+        <w:jc w:val="both"/>
+        <w:rPr>
+          <w:noProof/>
+        </w:rPr>
+      </w:pPr>
+      <w:r>
+        <w:rPr>
+          <w:b/>
+          <w:bCs/>
+          <w:noProof/>
+        </w:rPr>
+        <w:t>VULNERABILIDADES DE INYECCIÓN</w:t>
+      </w:r>
+      <w:r>
+        <w:rPr>
+          <w:noProof/>
+        </w:rPr>
+        <w:t xml:space="preserve">: </w:t>
+      </w:r>
+      <w:r>
+        <w:rPr>
+          <w:noProof/>
+        </w:rPr>
+        <w:t>Exfiltración exitosa de nombres de tablas y bases de datos.</w:t>
+      </w:r>
+    </w:p>
+    <w:p>
+      <w:pPr>
+        <w:pStyle w:val="Contenido"/>
+        <w:spacing w:line="360" w:lineRule="auto"/>
+        <w:jc w:val="both"/>
+        <w:rPr>
+          <w:noProof/>
+        </w:rPr>
+      </w:pPr>
+      <w:r>
+        <w:rPr>
+          <w:noProof/>
+        </w:rPr>
+        <w:t>Causa Raíz: Falta de sanitización en el parámetro 'query' y uso de consultas dinámicas que no aprovechan el tipado fuerte de Prisma ORM. El XSS persiste por la renderización de entradas de usuario sin codificación de salida.</w:t>
+      </w:r>
+    </w:p>
+    <w:p>
+      <w:pPr>
+        <w:pStyle w:val="Contenido"/>
+        <w:rPr>
+          <w:noProof/>
+        </w:rPr>
+      </w:pPr>
+    </w:p>
+    <w:p>
+      <w:pPr>
+        <w:pStyle w:val="Contenido"/>
+        <w:numPr>
+          <w:ilvl w:val="0"/>
+          <w:numId w:val="1"/>
+        </w:numPr>
+        <w:spacing w:line="360" w:lineRule="auto"/>
+        <w:jc w:val="both"/>
+        <w:rPr>
+          <w:b/>
+          <w:bCs/>
+          <w:noProof/>
+        </w:rPr>
+      </w:pPr>
+      <w:r>
+        <w:rPr>
+          <w:b/>
+          <w:bCs/>
+          <w:noProof/>
+        </w:rPr>
+        <w:t>CONFIGURACIÓN DEFECTUOSA DE SERVIDORES</w:t>
+      </w:r>
+      <w:r>
+        <w:rPr>
+          <w:b/>
+          <w:bCs/>
+          <w:noProof/>
+        </w:rPr>
+        <w:t xml:space="preserve">: </w:t>
+      </w:r>
+      <w:r>
+        <w:rPr>
+          <w:noProof/>
+        </w:rPr>
+        <w:t>El escaneo real con NMAP confirmó la exposición del puerto 3306 (MySQL) hacia la red local sin restricciones de host.</w:t>
+      </w:r>
+    </w:p>
+    <w:p>
+      <w:pPr>
+        <w:pStyle w:val="Contenido"/>
+        <w:spacing w:line="360" w:lineRule="auto"/>
+        <w:jc w:val="both"/>
+        <w:rPr>
+          <w:b/>
+          <w:bCs/>
+          <w:noProof/>
+        </w:rPr>
+      </w:pPr>
+      <w:r>
+        <w:rPr>
+          <w:noProof/>
+        </w:rPr>
+        <w:t>Causa Raíz: Desalineación entre la política de red de la Fase 1 y la implementación técnica en el host de base de datos. Ausencia de middlewares de endurecimiento (Helmet.js) en el servidor Express.</w:t>
+      </w:r>
+    </w:p>
+    <w:p>
+      <w:pPr>
+        <w:pStyle w:val="Contenido"/>
+        <w:spacing w:line="360" w:lineRule="auto"/>
+        <w:jc w:val="both"/>
+        <w:rPr>
+          <w:b/>
+          <w:bCs/>
+          <w:noProof/>
+        </w:rPr>
+      </w:pPr>
+    </w:p>
+    <w:p>
+      <w:pPr>
+        <w:pStyle w:val="Contenido"/>
+        <w:numPr>
+          <w:ilvl w:val="0"/>
+          <w:numId w:val="1"/>
+        </w:numPr>
+        <w:spacing w:line="360" w:lineRule="auto"/>
+        <w:jc w:val="both"/>
+        <w:rPr>
+          <w:noProof/>
+        </w:rPr>
+      </w:pPr>
+      <w:r>
+        <w:rPr>
+          <w:b/>
+          <w:bCs/>
+          <w:noProof/>
+        </w:rPr>
+        <w:t>DEFICIENCIA EN CONTROL DE ACCESO</w:t>
+      </w:r>
+      <w:r>
+        <w:rPr>
+          <w:b/>
+          <w:bCs/>
+          <w:noProof/>
+        </w:rPr>
+        <w:t xml:space="preserve">: </w:t>
+      </w:r>
+      <w:r>
+        <w:rPr>
+          <w:noProof/>
+        </w:rPr>
+        <w:t>Validación de vulnerabilidad IDOR que permite acceso a recursos de terceros.</w:t>
+      </w:r>
+    </w:p>
+    <w:p>
+      <w:pPr>
+        <w:pStyle w:val="Contenido"/>
+        <w:spacing w:line="360" w:lineRule="auto"/>
+        <w:jc w:val="both"/>
+        <w:rPr>
+          <w:noProof/>
+        </w:rPr>
+      </w:pPr>
+      <w:r>
+        <w:rPr>
+          <w:noProof/>
+        </w:rPr>
+        <w:t>Causa Raíz: La API utiliza identificadores únicos pero no implementa una</w:t>
+      </w:r>
+      <w:r>
+        <w:rPr>
+          <w:noProof/>
+        </w:rPr>
+        <w:t xml:space="preserve"> </w:t>
+      </w:r>
+      <w:r>
+        <w:rPr>
+          <w:noProof/>
+        </w:rPr>
+        <w:t>lógica de</w:t>
+      </w:r>
+      <w:r>
+        <w:rPr>
+          <w:noProof/>
+        </w:rPr>
+        <w:t xml:space="preserve"> </w:t>
+      </w:r>
+      <w:r>
+        <w:rPr>
+          <w:noProof/>
+        </w:rPr>
+        <w:t>validación de pertenencia (Object-Level Authorization) en la capa de servicios.</w:t>
+      </w:r>
+    </w:p>
+    <w:p>
+      <w:pPr>
+        <w:pStyle w:val="Contenido"/>
+        <w:spacing w:line="360" w:lineRule="auto"/>
+        <w:jc w:val="both"/>
+        <w:rPr>
+          <w:noProof/>
+        </w:rPr>
+      </w:pPr>
+    </w:p>
+    <w:p>
+      <w:pPr>
+        <w:rPr>
+          <w:noProof/>
+        </w:rPr>
+      </w:pPr>
+      <w:r>
+        <w:rPr>
+          <w:noProof/>
+        </w:rPr>
+        <w:t>RECOMENDACIONES ESTRATÉGICAS DE SEGURIDAD</w:t>
+      </w:r>
+    </w:p>
+    <w:p>
+      <w:pPr>
+        <w:pStyle w:val="Contenido"/>
+        <w:spacing w:line="360" w:lineRule="auto"/>
+        <w:jc w:val="both"/>
+        <w:rPr>
+          <w:noProof/>
+        </w:rPr>
+      </w:pPr>
+    </w:p>
+    <w:p>
+      <w:pPr>
+        <w:pStyle w:val="Contenido"/>
+        <w:numPr>
+          <w:ilvl w:val="0"/>
+          <w:numId w:val="2"/>
+        </w:numPr>
+        <w:spacing w:line="360" w:lineRule="auto"/>
+        <w:jc w:val="both"/>
+        <w:rPr>
+          <w:noProof/>
+        </w:rPr>
+      </w:pPr>
+      <w:r>
+        <w:rPr>
+          <w:noProof/>
+        </w:rPr>
+        <w:t>Implementar Middlewares de Seguridad: Integrar `helmet` y `csurf` para mitigar ataques de cabeceras y CSRF de forma nativa.</w:t>
+      </w:r>
+    </w:p>
+    <w:p>
+      <w:pPr>
+        <w:pStyle w:val="Contenido"/>
+        <w:numPr>
+          <w:ilvl w:val="0"/>
+          <w:numId w:val="2"/>
+        </w:numPr>
+        <w:spacing w:line="360" w:lineRule="auto"/>
+        <w:jc w:val="both"/>
+        <w:rPr>
+          <w:noProof/>
+        </w:rPr>
+      </w:pPr>
+      <w:r>
+        <w:rPr>
+          <w:noProof/>
+        </w:rPr>
+        <w:t>Reforzar Autenticación: Implementar `express-rate-limit` con mayor rigor en rutas</w:t>
+      </w:r>
+      <w:r>
+        <w:rPr>
+          <w:noProof/>
+        </w:rPr>
+        <w:t xml:space="preserve"> </w:t>
+      </w:r>
+      <w:r>
+        <w:rPr>
+          <w:noProof/>
+        </w:rPr>
+        <w:t>críticas y forzar el uso de cookies seguras (Secure; HttpOnly; SameSite).</w:t>
+      </w:r>
+    </w:p>
+    <w:p>
+      <w:pPr>
+        <w:pStyle w:val="Contenido"/>
+        <w:numPr>
+          <w:ilvl w:val="0"/>
+          <w:numId w:val="2"/>
+        </w:numPr>
+        <w:spacing w:line="360" w:lineRule="auto"/>
+        <w:jc w:val="both"/>
+        <w:rPr>
+          <w:noProof/>
+        </w:rPr>
+      </w:pPr>
+      <w:r>
+        <w:rPr>
+          <w:noProof/>
+        </w:rPr>
+        <w:t>Cerrar Puertos Críticos: Configurar el firewall local (UFW/Windows Firewall) para que MySQL solo acepte conexiones desde la IP de la API Node.js.</w:t>
+      </w:r>
+    </w:p>
+    <w:p>
+      <w:pPr>
+        <w:pStyle w:val="Contenido"/>
+        <w:numPr>
+          <w:ilvl w:val="0"/>
+          <w:numId w:val="2"/>
+        </w:numPr>
+        <w:spacing w:line="360" w:lineRule="auto"/>
+        <w:jc w:val="both"/>
+        <w:rPr>
+          <w:noProof/>
+        </w:rPr>
+      </w:pPr>
+      <w:r>
+        <w:rPr>
+          <w:noProof/>
+        </w:rPr>
+        <w:t>Lógica de Pertenencia: Modificar controladores para que cada consulta a la base de datos incluya el `userId` de la sesión como filtro obligatorio.</w:t>
+      </w:r>
+    </w:p>
+    <w:p>
+      <w:pPr>
+        <w:pStyle w:val="Contenido"/>
+        <w:spacing w:line="360" w:lineRule="auto"/>
+        <w:jc w:val="both"/>
+        <w:rPr>
+          <w:noProof/>
+        </w:rPr>
+      </w:pPr>
+    </w:p>
+    <w:p>
+      <w:pPr>
         <w:spacing w:after="200"/>
         <w:rPr>
           <w:noProof/>
         </w:rPr>
       </w:pPr>
+      <w:r>
+        <w:rPr>
+          <w:noProof/>
+        </w:rPr>
+        <w:br w:type="page"/>
+      </w:r>
+    </w:p>
+    <w:p>
+      <w:pPr>
+        <w:rPr>
+          <w:noProof/>
+        </w:rPr>
+      </w:pPr>
+      <w:r>
+        <w:rPr>
+          <w:noProof/>
+        </w:rPr>
+        <w:lastRenderedPageBreak/>
+        <w:t>CONCLUSION FINAL DEL PENTESTING</w:t>
+      </w:r>
+    </w:p>
+    <w:p>
+      <w:pPr>
+        <w:rPr>
+          <w:noProof/>
+        </w:rPr>
+      </w:pPr>
+    </w:p>
+    <w:p>
+      <w:pPr>
+        <w:pStyle w:val="Contenido"/>
+        <w:spacing w:line="360" w:lineRule="auto"/>
+        <w:jc w:val="both"/>
+        <w:rPr>
+          <w:noProof/>
+        </w:rPr>
+      </w:pPr>
+      <w:r>
+        <w:rPr>
+          <w:noProof/>
+        </w:rPr>
+        <w:t>Los resultados del Pentesting confirman que la plataforma Electronics-eCommerce</w:t>
+      </w:r>
+      <w:r>
+        <w:rPr>
+          <w:noProof/>
+        </w:rPr>
+        <w:t xml:space="preserve"> </w:t>
+      </w:r>
+      <w:r>
+        <w:rPr>
+          <w:noProof/>
+        </w:rPr>
+        <w:t xml:space="preserve">posee una superficie de ataque vulnerable en todas sus capas críticas. El éxito </w:t>
+      </w:r>
+      <w:r>
+        <w:rPr>
+          <w:noProof/>
+        </w:rPr>
+        <w:t xml:space="preserve"> </w:t>
+      </w:r>
+      <w:r>
+        <w:rPr>
+          <w:noProof/>
+        </w:rPr>
+        <w:t>de las explotaciones de SQLi e IDOR representa un riesgo inaceptable para el cumplimiento de PCI-DSS. Se recomienda una re-auditoría obligatoria tras la aplicación del Plan de Remediación.</w:t>
+      </w:r>
     </w:p>
     <w:sectPr>
-      <w:headerReference w:type="default" r:id="rId8"/>
-      <w:footerReference w:type="default" r:id="rId9"/>
+      <w:headerReference w:type="default" r:id="rId9"/>
+      <w:footerReference w:type="default" r:id="rId10"/>
       <w:pgSz w:w="11906" w:h="16838" w:code="9"/>
       <w:pgMar w:top="720" w:right="936" w:bottom="720" w:left="936" w:header="0" w:footer="289" w:gutter="0"/>
       <w:pgNumType w:start="1"/>
@@ -1086,7 +1931,7 @@
     <w:sdtContent>
       <w:p>
         <w:pPr>
-          <w:pStyle w:val="Footer"/>
+          <w:pStyle w:val="Piedepgina"/>
           <w:jc w:val="center"/>
           <w:rPr>
             <w:noProof/>
@@ -1132,7 +1977,7 @@
   </w:sdt>
   <w:p>
     <w:pPr>
-      <w:pStyle w:val="Footer"/>
+      <w:pStyle w:val="Piedepgina"/>
       <w:rPr>
         <w:noProof/>
       </w:rPr>
@@ -1196,7 +2041,7 @@
         </w:tcPr>
         <w:p>
           <w:pPr>
-            <w:pStyle w:val="Header"/>
+            <w:pStyle w:val="Encabezado"/>
             <w:rPr>
               <w:noProof/>
             </w:rPr>
@@ -1207,13 +2052,202 @@
   </w:tbl>
   <w:p>
     <w:pPr>
-      <w:pStyle w:val="Header"/>
+      <w:pStyle w:val="Encabezado"/>
       <w:rPr>
         <w:noProof/>
       </w:rPr>
     </w:pPr>
   </w:p>
 </w:hdr>
+</file>
+
+<file path=word/numbering.xml><?xml version="1.0" encoding="utf-8"?>
+<w:numbering xmlns:wpc="http://schemas.microsoft.com/office/word/2010/wordprocessingCanvas" xmlns:cx="http://schemas.microsoft.com/office/drawing/2014/chartex" xmlns:cx1="http://schemas.microsoft.com/office/drawing/2015/9/8/chartex" xmlns:cx2="http://schemas.microsoft.com/office/drawing/2015/10/21/chartex" xmlns:cx3="http://schemas.microsoft.com/office/drawing/2016/5/9/chartex" xmlns:cx4="http://schemas.microsoft.com/office/drawing/2016/5/10/chartex" xmlns:cx5="http://schemas.microsoft.com/office/drawing/2016/5/11/chartex" xmlns:cx6="http://schemas.microsoft.com/office/drawing/2016/5/12/chartex" xmlns:cx7="http://schemas.microsoft.com/office/drawing/2016/5/13/chartex" xmlns:cx8="http://schemas.microsoft.com/office/drawing/2016/5/14/chartex" xmlns:mc="http://schemas.openxmlformats.org/markup-compatibility/2006" xmlns:aink="http://schemas.microsoft.com/office/drawing/2016/ink" xmlns:am3d="http://schemas.microsoft.com/office/drawing/2017/model3d" xmlns:o="urn:schemas-microsoft-com:office:office" xmlns:oel="http://schemas.microsoft.com/office/2019/extlst" xmlns:r="http://schemas.openxmlformats.org/officeDocument/2006/relationships" xmlns:m="http://schemas.openxmlformats.org/officeDocument/2006/math" xmlns:v="urn:schemas-microsoft-com:vml" xmlns:wp14="http://schemas.microsoft.com/office/word/2010/wordprocessingDrawing" xmlns:wp="http://schemas.openxmlformats.org/drawingml/2006/wordprocessingDrawing" xmlns:w10="urn:schemas-microsoft-com:office:word" xmlns:w="http://schemas.openxmlformats.org/wordprocessingml/2006/main" xmlns:w14="http://schemas.microsoft.com/office/word/2010/wordml" xmlns:w15="http://schemas.microsoft.com/office/word/2012/wordml" xmlns:w16cex="http://schemas.microsoft.com/office/word/2018/wordml/cex" xmlns:w16cid="http://schemas.microsoft.com/office/word/2016/wordml/cid" xmlns:w16="http://schemas.microsoft.com/office/word/2018/wordml" xmlns:w16du="http://schemas.microsoft.com/office/word/2023/wordml/word16du" xmlns:w16sdtdh="http://schemas.microsoft.com/office/word/2020/wordml/sdtdatahash" xmlns:w16sdtfl="http://schemas.microsoft.com/office/word/2024/wordml/sdtformatlock" xmlns:w16se="http://schemas.microsoft.com/office/word/2015/wordml/symex" xmlns:wpg="http://schemas.microsoft.com/office/word/2010/wordprocessingGroup" xmlns:wpi="http://schemas.microsoft.com/office/word/2010/wordprocessingInk" xmlns:wne="http://schemas.microsoft.com/office/word/2006/wordml" xmlns:wps="http://schemas.microsoft.com/office/word/2010/wordprocessingShape" mc:Ignorable="w14 w15 w16se w16cid w16 w16cex w16sdtdh w16sdtfl w16du wp14">
+  <w:abstractNum w:abstractNumId="0" w15:restartNumberingAfterBreak="0">
+    <w:nsid w:val="2E1221AB"/>
+    <w:multiLevelType w:val="hybridMultilevel"/>
+    <w:tmpl w:val="9D567B78"/>
+    <w:lvl w:ilvl="0" w:tplc="080A0015">
+      <w:start w:val="1"/>
+      <w:numFmt w:val="upperLetter"/>
+      <w:lvlText w:val="%1."/>
+      <w:lvlJc w:val="left"/>
+      <w:pPr>
+        <w:ind w:left="720" w:hanging="360"/>
+      </w:pPr>
+      <w:rPr>
+        <w:rFonts w:hint="default"/>
+      </w:rPr>
+    </w:lvl>
+    <w:lvl w:ilvl="1" w:tplc="080A0019" w:tentative="1">
+      <w:start w:val="1"/>
+      <w:numFmt w:val="lowerLetter"/>
+      <w:lvlText w:val="%2."/>
+      <w:lvlJc w:val="left"/>
+      <w:pPr>
+        <w:ind w:left="1440" w:hanging="360"/>
+      </w:pPr>
+    </w:lvl>
+    <w:lvl w:ilvl="2" w:tplc="080A001B" w:tentative="1">
+      <w:start w:val="1"/>
+      <w:numFmt w:val="lowerRoman"/>
+      <w:lvlText w:val="%3."/>
+      <w:lvlJc w:val="right"/>
+      <w:pPr>
+        <w:ind w:left="2160" w:hanging="180"/>
+      </w:pPr>
+    </w:lvl>
+    <w:lvl w:ilvl="3" w:tplc="080A000F" w:tentative="1">
+      <w:start w:val="1"/>
+      <w:numFmt w:val="decimal"/>
+      <w:lvlText w:val="%4."/>
+      <w:lvlJc w:val="left"/>
+      <w:pPr>
+        <w:ind w:left="2880" w:hanging="360"/>
+      </w:pPr>
+    </w:lvl>
+    <w:lvl w:ilvl="4" w:tplc="080A0019" w:tentative="1">
+      <w:start w:val="1"/>
+      <w:numFmt w:val="lowerLetter"/>
+      <w:lvlText w:val="%5."/>
+      <w:lvlJc w:val="left"/>
+      <w:pPr>
+        <w:ind w:left="3600" w:hanging="360"/>
+      </w:pPr>
+    </w:lvl>
+    <w:lvl w:ilvl="5" w:tplc="080A001B" w:tentative="1">
+      <w:start w:val="1"/>
+      <w:numFmt w:val="lowerRoman"/>
+      <w:lvlText w:val="%6."/>
+      <w:lvlJc w:val="right"/>
+      <w:pPr>
+        <w:ind w:left="4320" w:hanging="180"/>
+      </w:pPr>
+    </w:lvl>
+    <w:lvl w:ilvl="6" w:tplc="080A000F" w:tentative="1">
+      <w:start w:val="1"/>
+      <w:numFmt w:val="decimal"/>
+      <w:lvlText w:val="%7."/>
+      <w:lvlJc w:val="left"/>
+      <w:pPr>
+        <w:ind w:left="5040" w:hanging="360"/>
+      </w:pPr>
+    </w:lvl>
+    <w:lvl w:ilvl="7" w:tplc="080A0019" w:tentative="1">
+      <w:start w:val="1"/>
+      <w:numFmt w:val="lowerLetter"/>
+      <w:lvlText w:val="%8."/>
+      <w:lvlJc w:val="left"/>
+      <w:pPr>
+        <w:ind w:left="5760" w:hanging="360"/>
+      </w:pPr>
+    </w:lvl>
+    <w:lvl w:ilvl="8" w:tplc="080A001B" w:tentative="1">
+      <w:start w:val="1"/>
+      <w:numFmt w:val="lowerRoman"/>
+      <w:lvlText w:val="%9."/>
+      <w:lvlJc w:val="right"/>
+      <w:pPr>
+        <w:ind w:left="6480" w:hanging="180"/>
+      </w:pPr>
+    </w:lvl>
+  </w:abstractNum>
+  <w:abstractNum w:abstractNumId="1" w15:restartNumberingAfterBreak="0">
+    <w:nsid w:val="3C4A255A"/>
+    <w:multiLevelType w:val="hybridMultilevel"/>
+    <w:tmpl w:val="247E5820"/>
+    <w:lvl w:ilvl="0" w:tplc="4976B46C">
+      <w:start w:val="1"/>
+      <w:numFmt w:val="decimal"/>
+      <w:lvlText w:val="%1."/>
+      <w:lvlJc w:val="left"/>
+      <w:pPr>
+        <w:ind w:left="732" w:hanging="372"/>
+      </w:pPr>
+      <w:rPr>
+        <w:rFonts w:hint="default"/>
+      </w:rPr>
+    </w:lvl>
+    <w:lvl w:ilvl="1" w:tplc="080A0019" w:tentative="1">
+      <w:start w:val="1"/>
+      <w:numFmt w:val="lowerLetter"/>
+      <w:lvlText w:val="%2."/>
+      <w:lvlJc w:val="left"/>
+      <w:pPr>
+        <w:ind w:left="1440" w:hanging="360"/>
+      </w:pPr>
+    </w:lvl>
+    <w:lvl w:ilvl="2" w:tplc="080A001B" w:tentative="1">
+      <w:start w:val="1"/>
+      <w:numFmt w:val="lowerRoman"/>
+      <w:lvlText w:val="%3."/>
+      <w:lvlJc w:val="right"/>
+      <w:pPr>
+        <w:ind w:left="2160" w:hanging="180"/>
+      </w:pPr>
+    </w:lvl>
+    <w:lvl w:ilvl="3" w:tplc="080A000F" w:tentative="1">
+      <w:start w:val="1"/>
+      <w:numFmt w:val="decimal"/>
+      <w:lvlText w:val="%4."/>
+      <w:lvlJc w:val="left"/>
+      <w:pPr>
+        <w:ind w:left="2880" w:hanging="360"/>
+      </w:pPr>
+    </w:lvl>
+    <w:lvl w:ilvl="4" w:tplc="080A0019" w:tentative="1">
+      <w:start w:val="1"/>
+      <w:numFmt w:val="lowerLetter"/>
+      <w:lvlText w:val="%5."/>
+      <w:lvlJc w:val="left"/>
+      <w:pPr>
+        <w:ind w:left="3600" w:hanging="360"/>
+      </w:pPr>
+    </w:lvl>
+    <w:lvl w:ilvl="5" w:tplc="080A001B" w:tentative="1">
+      <w:start w:val="1"/>
+      <w:numFmt w:val="lowerRoman"/>
+      <w:lvlText w:val="%6."/>
+      <w:lvlJc w:val="right"/>
+      <w:pPr>
+        <w:ind w:left="4320" w:hanging="180"/>
+      </w:pPr>
+    </w:lvl>
+    <w:lvl w:ilvl="6" w:tplc="080A000F" w:tentative="1">
+      <w:start w:val="1"/>
+      <w:numFmt w:val="decimal"/>
+      <w:lvlText w:val="%7."/>
+      <w:lvlJc w:val="left"/>
+      <w:pPr>
+        <w:ind w:left="5040" w:hanging="360"/>
+      </w:pPr>
+    </w:lvl>
+    <w:lvl w:ilvl="7" w:tplc="080A0019" w:tentative="1">
+      <w:start w:val="1"/>
+      <w:numFmt w:val="lowerLetter"/>
+      <w:lvlText w:val="%8."/>
+      <w:lvlJc w:val="left"/>
+      <w:pPr>
+        <w:ind w:left="5760" w:hanging="360"/>
+      </w:pPr>
+    </w:lvl>
+    <w:lvl w:ilvl="8" w:tplc="080A001B" w:tentative="1">
+      <w:start w:val="1"/>
+      <w:numFmt w:val="lowerRoman"/>
+      <w:lvlText w:val="%9."/>
+      <w:lvlJc w:val="right"/>
+      <w:pPr>
+        <w:ind w:left="6480" w:hanging="180"/>
+      </w:pPr>
+    </w:lvl>
+  </w:abstractNum>
+  <w:num w:numId="1" w16cid:durableId="864253648">
+    <w:abstractNumId w:val="0"/>
+  </w:num>
+  <w:num w:numId="2" w16cid:durableId="1442451854">
+    <w:abstractNumId w:val="1"/>
+  </w:num>
+</w:numbering>
 </file>
 
 <file path=word/styles.xml><?xml version="1.0" encoding="utf-8"?>
@@ -1626,10 +2660,10 @@
       <w:szCs w:val="22"/>
     </w:rPr>
   </w:style>
-  <w:style w:type="paragraph" w:styleId="Heading1">
+  <w:style w:type="paragraph" w:styleId="Ttulo1">
     <w:name w:val="heading 1"/>
     <w:basedOn w:val="Normal"/>
-    <w:link w:val="Heading1Char"/>
+    <w:link w:val="Ttulo1Car"/>
     <w:uiPriority w:val="4"/>
     <w:qFormat/>
     <w:rsid w:val="00D077E9"/>
@@ -1646,11 +2680,11 @@
       <w:szCs w:val="32"/>
     </w:rPr>
   </w:style>
-  <w:style w:type="paragraph" w:styleId="Heading2">
+  <w:style w:type="paragraph" w:styleId="Ttulo2">
     <w:name w:val="heading 2"/>
     <w:basedOn w:val="Normal"/>
     <w:next w:val="Normal"/>
-    <w:link w:val="Heading2Char"/>
+    <w:link w:val="Ttulo2Car"/>
     <w:uiPriority w:val="4"/>
     <w:qFormat/>
     <w:rsid w:val="00DF027C"/>
@@ -1666,13 +2700,13 @@
       <w:szCs w:val="26"/>
     </w:rPr>
   </w:style>
-  <w:style w:type="character" w:default="1" w:styleId="DefaultParagraphFont">
+  <w:style w:type="character" w:default="1" w:styleId="Fuentedeprrafopredeter">
     <w:name w:val="Default Paragraph Font"/>
     <w:uiPriority w:val="1"/>
     <w:semiHidden/>
     <w:unhideWhenUsed/>
   </w:style>
-  <w:style w:type="table" w:default="1" w:styleId="TableNormal">
+  <w:style w:type="table" w:default="1" w:styleId="Tablanormal">
     <w:name w:val="Normal Table"/>
     <w:uiPriority w:val="99"/>
     <w:semiHidden/>
@@ -1687,16 +2721,16 @@
       </w:tblCellMar>
     </w:tblPr>
   </w:style>
-  <w:style w:type="numbering" w:default="1" w:styleId="NoList">
+  <w:style w:type="numbering" w:default="1" w:styleId="Sinlista">
     <w:name w:val="No List"/>
     <w:uiPriority w:val="99"/>
     <w:semiHidden/>
     <w:unhideWhenUsed/>
   </w:style>
-  <w:style w:type="paragraph" w:styleId="BalloonText">
+  <w:style w:type="paragraph" w:styleId="Textodeglobo">
     <w:name w:val="Balloon Text"/>
     <w:basedOn w:val="Normal"/>
-    <w:link w:val="BalloonTextChar"/>
+    <w:link w:val="TextodegloboCar"/>
     <w:uiPriority w:val="99"/>
     <w:semiHidden/>
     <w:unhideWhenUsed/>
@@ -1706,10 +2740,10 @@
       <w:szCs w:val="16"/>
     </w:rPr>
   </w:style>
-  <w:style w:type="character" w:customStyle="1" w:styleId="BalloonTextChar">
-    <w:name w:val="Balloon Text Char"/>
-    <w:basedOn w:val="DefaultParagraphFont"/>
-    <w:link w:val="BalloonText"/>
+  <w:style w:type="character" w:customStyle="1" w:styleId="TextodegloboCar">
+    <w:name w:val="Texto de globo Car"/>
+    <w:basedOn w:val="Fuentedeprrafopredeter"/>
+    <w:link w:val="Textodeglobo"/>
     <w:uiPriority w:val="99"/>
     <w:semiHidden/>
     <w:rPr>
@@ -1718,10 +2752,10 @@
       <w:szCs w:val="16"/>
     </w:rPr>
   </w:style>
-  <w:style w:type="paragraph" w:styleId="Title">
+  <w:style w:type="paragraph" w:styleId="Ttulo">
     <w:name w:val="Title"/>
     <w:basedOn w:val="Normal"/>
-    <w:link w:val="TitleChar"/>
+    <w:link w:val="TtuloCar"/>
     <w:uiPriority w:val="1"/>
     <w:qFormat/>
     <w:rsid w:val="00D86945"/>
@@ -1735,10 +2769,10 @@
       <w:szCs w:val="52"/>
     </w:rPr>
   </w:style>
-  <w:style w:type="character" w:customStyle="1" w:styleId="TitleChar">
-    <w:name w:val="Title Char"/>
-    <w:basedOn w:val="DefaultParagraphFont"/>
-    <w:link w:val="Title"/>
+  <w:style w:type="character" w:customStyle="1" w:styleId="TtuloCar">
+    <w:name w:val="Título Car"/>
+    <w:basedOn w:val="Fuentedeprrafopredeter"/>
+    <w:link w:val="Ttulo"/>
     <w:uiPriority w:val="1"/>
     <w:rsid w:val="00D86945"/>
     <w:rPr>
@@ -1750,10 +2784,10 @@
       <w:szCs w:val="52"/>
     </w:rPr>
   </w:style>
-  <w:style w:type="paragraph" w:styleId="Subtitle">
+  <w:style w:type="paragraph" w:styleId="Subttulo">
     <w:name w:val="Subtitle"/>
     <w:basedOn w:val="Normal"/>
-    <w:link w:val="SubtitleChar"/>
+    <w:link w:val="SubttuloCar"/>
     <w:uiPriority w:val="2"/>
     <w:qFormat/>
     <w:rsid w:val="00D86945"/>
@@ -1767,10 +2801,10 @@
       <w:sz w:val="32"/>
     </w:rPr>
   </w:style>
-  <w:style w:type="character" w:customStyle="1" w:styleId="SubtitleChar">
-    <w:name w:val="Subtitle Char"/>
-    <w:basedOn w:val="DefaultParagraphFont"/>
-    <w:link w:val="Subtitle"/>
+  <w:style w:type="character" w:customStyle="1" w:styleId="SubttuloCar">
+    <w:name w:val="Subtítulo Car"/>
+    <w:basedOn w:val="Fuentedeprrafopredeter"/>
+    <w:link w:val="Subttulo"/>
     <w:uiPriority w:val="2"/>
     <w:rsid w:val="00D86945"/>
     <w:rPr>
@@ -1782,10 +2816,10 @@
       <w:szCs w:val="22"/>
     </w:rPr>
   </w:style>
-  <w:style w:type="character" w:customStyle="1" w:styleId="Heading1Char">
-    <w:name w:val="Heading 1 Char"/>
-    <w:basedOn w:val="DefaultParagraphFont"/>
-    <w:link w:val="Heading1"/>
+  <w:style w:type="character" w:customStyle="1" w:styleId="Ttulo1Car">
+    <w:name w:val="Título 1 Car"/>
+    <w:basedOn w:val="Fuentedeprrafopredeter"/>
+    <w:link w:val="Ttulo1"/>
     <w:uiPriority w:val="4"/>
     <w:rsid w:val="00D077E9"/>
     <w:rPr>
@@ -1797,33 +2831,33 @@
       <w:szCs w:val="32"/>
     </w:rPr>
   </w:style>
-  <w:style w:type="paragraph" w:styleId="Header">
+  <w:style w:type="paragraph" w:styleId="Encabezado">
     <w:name w:val="header"/>
     <w:basedOn w:val="Normal"/>
-    <w:link w:val="HeaderChar"/>
+    <w:link w:val="EncabezadoCar"/>
     <w:uiPriority w:val="8"/>
     <w:unhideWhenUsed/>
     <w:rsid w:val="005037F0"/>
   </w:style>
-  <w:style w:type="character" w:customStyle="1" w:styleId="HeaderChar">
-    <w:name w:val="Header Char"/>
-    <w:basedOn w:val="DefaultParagraphFont"/>
-    <w:link w:val="Header"/>
+  <w:style w:type="character" w:customStyle="1" w:styleId="EncabezadoCar">
+    <w:name w:val="Encabezado Car"/>
+    <w:basedOn w:val="Fuentedeprrafopredeter"/>
+    <w:link w:val="Encabezado"/>
     <w:uiPriority w:val="8"/>
     <w:rsid w:val="0093335D"/>
   </w:style>
-  <w:style w:type="paragraph" w:styleId="Footer">
+  <w:style w:type="paragraph" w:styleId="Piedepgina">
     <w:name w:val="footer"/>
     <w:basedOn w:val="Normal"/>
-    <w:link w:val="FooterChar"/>
+    <w:link w:val="PiedepginaCar"/>
     <w:uiPriority w:val="99"/>
     <w:unhideWhenUsed/>
     <w:rsid w:val="005037F0"/>
   </w:style>
-  <w:style w:type="character" w:customStyle="1" w:styleId="FooterChar">
-    <w:name w:val="Footer Char"/>
-    <w:basedOn w:val="DefaultParagraphFont"/>
-    <w:link w:val="Footer"/>
+  <w:style w:type="character" w:customStyle="1" w:styleId="PiedepginaCar">
+    <w:name w:val="Pie de página Car"/>
+    <w:basedOn w:val="Fuentedeprrafopredeter"/>
+    <w:link w:val="Piedepgina"/>
     <w:uiPriority w:val="99"/>
     <w:rsid w:val="005037F0"/>
     <w:rPr>
@@ -1842,10 +2876,10 @@
       <w:jc w:val="right"/>
     </w:pPr>
   </w:style>
-  <w:style w:type="character" w:customStyle="1" w:styleId="Heading2Char">
-    <w:name w:val="Heading 2 Char"/>
-    <w:basedOn w:val="DefaultParagraphFont"/>
-    <w:link w:val="Heading2"/>
+  <w:style w:type="character" w:customStyle="1" w:styleId="Ttulo2Car">
+    <w:name w:val="Título 2 Car"/>
+    <w:basedOn w:val="Fuentedeprrafopredeter"/>
+    <w:link w:val="Ttulo2"/>
     <w:uiPriority w:val="4"/>
     <w:rsid w:val="00DF027C"/>
     <w:rPr>
@@ -1855,9 +2889,9 @@
       <w:szCs w:val="26"/>
     </w:rPr>
   </w:style>
-  <w:style w:type="table" w:styleId="TableGrid">
+  <w:style w:type="table" w:styleId="Tablaconcuadrcula">
     <w:name w:val="Table Grid"/>
-    <w:basedOn w:val="TableNormal"/>
+    <w:basedOn w:val="Tablanormal"/>
     <w:uiPriority w:val="1"/>
     <w:rsid w:val="00FF16B4"/>
     <w:pPr>
@@ -1874,9 +2908,9 @@
       </w:tblBorders>
     </w:tblPr>
   </w:style>
-  <w:style w:type="character" w:styleId="PlaceholderText">
+  <w:style w:type="character" w:styleId="Textodelmarcadordeposicin">
     <w:name w:val="Placeholder Text"/>
-    <w:basedOn w:val="DefaultParagraphFont"/>
+    <w:basedOn w:val="Fuentedeprrafopredeter"/>
     <w:uiPriority w:val="99"/>
     <w:unhideWhenUsed/>
     <w:rsid w:val="00D86945"/>
@@ -1903,7 +2937,7 @@
   </w:style>
   <w:style w:type="character" w:customStyle="1" w:styleId="Carcterdecontenido">
     <w:name w:val="Carácter de contenido"/>
-    <w:basedOn w:val="DefaultParagraphFont"/>
+    <w:basedOn w:val="Fuentedeprrafopredeter"/>
     <w:link w:val="Contenido"/>
     <w:rsid w:val="00DF027C"/>
     <w:rPr>
@@ -1915,7 +2949,7 @@
   </w:style>
   <w:style w:type="character" w:customStyle="1" w:styleId="Carcterdetextodestacado">
     <w:name w:val="Carácter de texto destacado"/>
-    <w:basedOn w:val="DefaultParagraphFont"/>
+    <w:basedOn w:val="Fuentedeprrafopredeter"/>
     <w:link w:val="Textodestacado"/>
     <w:rsid w:val="00DF027C"/>
     <w:rPr>
@@ -1954,7 +2988,7 @@
           </w:pPr>
           <w:r>
             <w:rPr>
-              <w:rStyle w:val="SubtitleChar"/>
+              <w:rStyle w:val="SubttuloCar"/>
               <w:b/>
               <w:lang w:bidi="es-ES"/>
             </w:rPr>
@@ -1962,14 +2996,14 @@
           </w:r>
           <w:r>
             <w:rPr>
-              <w:rStyle w:val="SubtitleChar"/>
+              <w:rStyle w:val="SubttuloCar"/>
               <w:lang w:bidi="es-ES"/>
             </w:rPr>
             <w:instrText xml:space="preserve"> DATE  \@ "MMMM d"  \* MERGEFORMAT </w:instrText>
           </w:r>
           <w:r>
             <w:rPr>
-              <w:rStyle w:val="SubtitleChar"/>
+              <w:rStyle w:val="SubttuloCar"/>
               <w:b/>
               <w:lang w:bidi="es-ES"/>
             </w:rPr>
@@ -1977,14 +3011,14 @@
           </w:r>
           <w:r>
             <w:rPr>
-              <w:rStyle w:val="SubtitleChar"/>
+              <w:rStyle w:val="SubttuloCar"/>
               <w:lang w:bidi="es-ES"/>
             </w:rPr>
             <w:t>mayo 29</w:t>
           </w:r>
           <w:r>
             <w:rPr>
-              <w:rStyle w:val="SubtitleChar"/>
+              <w:rStyle w:val="SubttuloCar"/>
               <w:b/>
               <w:lang w:bidi="es-ES"/>
             </w:rPr>
@@ -2023,175 +3057,25 @@
         </w:p>
       </w:docPartBody>
     </w:docPart>
-    <w:docPart>
-      <w:docPartPr>
-        <w:name w:val="B4A70EBBBF6D404C8B60B6FABDD0D462"/>
-        <w:category>
-          <w:name w:val="General"/>
-          <w:gallery w:val="placeholder"/>
-        </w:category>
-        <w:types>
-          <w:type w:val="bbPlcHdr"/>
-        </w:types>
-        <w:behaviors>
-          <w:behavior w:val="content"/>
-        </w:behaviors>
-        <w:guid w:val="{50E33E09-4121-41DB-88F8-DF96A0C35C8B}"/>
-      </w:docPartPr>
-      <w:docPartBody>
-        <w:p>
-          <w:pPr>
-            <w:pStyle w:val="B4A70EBBBF6D404C8B60B6FABDD0D462"/>
-          </w:pPr>
-          <w:r>
-            <w:rPr>
-              <w:noProof/>
-              <w:lang w:bidi="es-ES"/>
-            </w:rPr>
-            <w:t>Texto del subtítulo aquí</w:t>
-          </w:r>
-        </w:p>
-      </w:docPartBody>
-    </w:docPart>
-    <w:docPart>
-      <w:docPartPr>
-        <w:name w:val="12B0D77CF56941118D501557E5DD35EC"/>
-        <w:category>
-          <w:name w:val="General"/>
-          <w:gallery w:val="placeholder"/>
-        </w:category>
-        <w:types>
-          <w:type w:val="bbPlcHdr"/>
-        </w:types>
-        <w:behaviors>
-          <w:behavior w:val="content"/>
-        </w:behaviors>
-        <w:guid w:val="{0AD55C68-FAE5-4170-9EA3-1B1EEE004926}"/>
-      </w:docPartPr>
-      <w:docPartBody>
-        <w:p>
-          <w:pPr>
-            <w:pStyle w:val="12B0D77CF56941118D501557E5DD35EC"/>
-          </w:pPr>
-          <w:r>
-            <w:rPr>
-              <w:noProof/>
-              <w:lang w:bidi="es-ES"/>
-            </w:rPr>
-            <w:t>Para empezar ahora mismo, pulse el texto de cualquier marcador de posición (como este) y empiece a escribir para reemplazarlo por el suyo.</w:t>
-          </w:r>
-        </w:p>
-      </w:docPartBody>
-    </w:docPart>
-    <w:docPart>
-      <w:docPartPr>
-        <w:name w:val="1DDDECE6201F44668E81E7F30EABE932"/>
-        <w:category>
-          <w:name w:val="General"/>
-          <w:gallery w:val="placeholder"/>
-        </w:category>
-        <w:types>
-          <w:type w:val="bbPlcHdr"/>
-        </w:types>
-        <w:behaviors>
-          <w:behavior w:val="content"/>
-        </w:behaviors>
-        <w:guid w:val="{39E86AA2-8C36-4CA6-926E-EEB6C25D9D1F}"/>
-      </w:docPartPr>
-      <w:docPartBody>
-        <w:p>
-          <w:pPr>
-            <w:pStyle w:val="1DDDECE6201F44668E81E7F30EABE932"/>
-          </w:pPr>
-          <w:r>
-            <w:rPr>
-              <w:noProof/>
-              <w:lang w:bidi="es-ES"/>
-            </w:rPr>
-            <w:t xml:space="preserve">¿Quiere insertar una imagen de sus archivos o agregar una forma, un cuadro de texto o una tabla? ¡Adelante! En la pestaña Insertar de la cinta de opciones, pulse la opción que necesite. </w:t>
-          </w:r>
-        </w:p>
-      </w:docPartBody>
-    </w:docPart>
-    <w:docPart>
-      <w:docPartPr>
-        <w:name w:val="3A383558934644F6946DD488E578BF93"/>
-        <w:category>
-          <w:name w:val="General"/>
-          <w:gallery w:val="placeholder"/>
-        </w:category>
-        <w:types>
-          <w:type w:val="bbPlcHdr"/>
-        </w:types>
-        <w:behaviors>
-          <w:behavior w:val="content"/>
-        </w:behaviors>
-        <w:guid w:val="{3BEA5880-CEF0-4B2C-B6EF-E3D787D3A335}"/>
-      </w:docPartPr>
-      <w:docPartBody>
-        <w:p>
-          <w:pPr>
-            <w:pStyle w:val="3A383558934644F6946DD488E578BF93"/>
-          </w:pPr>
-          <w:r>
-            <w:rPr>
-              <w:noProof/>
-              <w:lang w:bidi="es-ES"/>
-            </w:rPr>
-            <w:t>Para empezar ahora mismo, pulse el texto de cualquier marcador de posición (como este) y empiece a escribir para reemplazarlo por el suyo.</w:t>
-          </w:r>
-        </w:p>
-      </w:docPartBody>
-    </w:docPart>
-    <w:docPart>
-      <w:docPartPr>
-        <w:name w:val="F95FE7E2A09745A0B83BF06C65A2C538"/>
-        <w:category>
-          <w:name w:val="General"/>
-          <w:gallery w:val="placeholder"/>
-        </w:category>
-        <w:types>
-          <w:type w:val="bbPlcHdr"/>
-        </w:types>
-        <w:behaviors>
-          <w:behavior w:val="content"/>
-        </w:behaviors>
-        <w:guid w:val="{F942C61D-A35E-491B-8581-DD86A1CAFC0D}"/>
-      </w:docPartPr>
-      <w:docPartBody>
-        <w:p>
-          <w:pPr>
-            <w:pStyle w:val="F95FE7E2A09745A0B83BF06C65A2C538"/>
-          </w:pPr>
-          <w:r>
-            <w:rPr>
-              <w:noProof/>
-              <w:lang w:bidi="es-ES"/>
-            </w:rPr>
-            <w:t xml:space="preserve">¿Quiere insertar una imagen de sus archivos o agregar una forma, un cuadro de texto o una tabla? ¡Adelante! En la pestaña Insertar de la cinta de opciones, pulse la opción que necesite. </w:t>
-          </w:r>
-        </w:p>
-      </w:docPartBody>
-    </w:docPart>
   </w:docParts>
 </w:glossaryDocument>
 </file>
 
 <file path=word/glossary/fontTable.xml><?xml version="1.0" encoding="utf-8"?>
 <w:fonts xmlns:mc="http://schemas.openxmlformats.org/markup-compatibility/2006" xmlns:r="http://schemas.openxmlformats.org/officeDocument/2006/relationships" xmlns:w="http://schemas.openxmlformats.org/wordprocessingml/2006/main" xmlns:w14="http://schemas.microsoft.com/office/word/2010/wordml" xmlns:w15="http://schemas.microsoft.com/office/word/2012/wordml" xmlns:w16cex="http://schemas.microsoft.com/office/word/2018/wordml/cex" xmlns:w16cid="http://schemas.microsoft.com/office/word/2016/wordml/cid" xmlns:w16="http://schemas.microsoft.com/office/word/2018/wordml" xmlns:w16du="http://schemas.microsoft.com/office/word/2023/wordml/word16du" xmlns:w16sdtdh="http://schemas.microsoft.com/office/word/2020/wordml/sdtdatahash" xmlns:w16sdtfl="http://schemas.microsoft.com/office/word/2024/wordml/sdtformatlock" xmlns:w16se="http://schemas.microsoft.com/office/word/2015/wordml/symex" mc:Ignorable="w14 w15 w16se w16cid w16 w16cex w16sdtdh w16sdtfl w16du">
+  <w:font w:name="Times New Roman">
+    <w:panose1 w:val="02020603050405020304"/>
+    <w:charset w:val="00"/>
+    <w:family w:val="roman"/>
+    <w:pitch w:val="variable"/>
+    <w:sig w:usb0="E0002EFF" w:usb1="C000785B" w:usb2="00000009" w:usb3="00000000" w:csb0="000001FF" w:csb1="00000000"/>
+  </w:font>
   <w:font w:name="Calibri">
     <w:panose1 w:val="020F0502020204030204"/>
     <w:charset w:val="00"/>
     <w:family w:val="swiss"/>
     <w:pitch w:val="variable"/>
     <w:sig w:usb0="E4002EFF" w:usb1="C200ACFF" w:usb2="00000009" w:usb3="00000000" w:csb0="000001FF" w:csb1="00000000"/>
-  </w:font>
-  <w:font w:name="Times New Roman">
-    <w:panose1 w:val="02020603050405020304"/>
-    <w:charset w:val="00"/>
-    <w:family w:val="roman"/>
-    <w:pitch w:val="variable"/>
-    <w:sig w:usb0="E0002EFF" w:usb1="C000785B" w:usb2="00000009" w:usb3="00000000" w:csb0="000001FF" w:csb1="00000000"/>
   </w:font>
   <w:font w:name="MS Mincho">
     <w:panose1 w:val="02020609040205080304"/>
@@ -2255,7 +3139,9 @@
   <w:rsids>
     <w:rsidRoot w:val="009A47D8"/>
     <w:rsid w:val="00226ABC"/>
+    <w:rsid w:val="00303284"/>
     <w:rsid w:val="005B396A"/>
+    <w:rsid w:val="008502BF"/>
     <w:rsid w:val="009A47D8"/>
     <w:rsid w:val="00C80099"/>
     <w:rsid w:val="00FB4225"/>
@@ -2682,13 +3568,13 @@
     <w:name w:val="Normal"/>
     <w:qFormat/>
   </w:style>
-  <w:style w:type="character" w:default="1" w:styleId="DefaultParagraphFont">
+  <w:style w:type="character" w:default="1" w:styleId="Fuentedeprrafopredeter">
     <w:name w:val="Default Paragraph Font"/>
     <w:uiPriority w:val="1"/>
     <w:semiHidden/>
     <w:unhideWhenUsed/>
   </w:style>
-  <w:style w:type="table" w:default="1" w:styleId="TableNormal">
+  <w:style w:type="table" w:default="1" w:styleId="Tablanormal">
     <w:name w:val="Normal Table"/>
     <w:uiPriority w:val="99"/>
     <w:semiHidden/>
@@ -2703,16 +3589,16 @@
       </w:tblCellMar>
     </w:tblPr>
   </w:style>
-  <w:style w:type="numbering" w:default="1" w:styleId="NoList">
+  <w:style w:type="numbering" w:default="1" w:styleId="Sinlista">
     <w:name w:val="No List"/>
     <w:uiPriority w:val="99"/>
     <w:semiHidden/>
     <w:unhideWhenUsed/>
   </w:style>
-  <w:style w:type="paragraph" w:styleId="Subtitle">
+  <w:style w:type="paragraph" w:styleId="Subttulo">
     <w:name w:val="Subtitle"/>
     <w:basedOn w:val="Normal"/>
-    <w:link w:val="SubtitleChar"/>
+    <w:link w:val="SubttuloCar"/>
     <w:uiPriority w:val="2"/>
     <w:qFormat/>
     <w:pPr>
@@ -2730,10 +3616,10 @@
       <w14:ligatures w14:val="none"/>
     </w:rPr>
   </w:style>
-  <w:style w:type="character" w:customStyle="1" w:styleId="SubtitleChar">
-    <w:name w:val="Subtitle Char"/>
-    <w:basedOn w:val="DefaultParagraphFont"/>
-    <w:link w:val="Subtitle"/>
+  <w:style w:type="character" w:customStyle="1" w:styleId="SubttuloCar">
+    <w:name w:val="Subtítulo Car"/>
+    <w:basedOn w:val="Fuentedeprrafopredeter"/>
+    <w:link w:val="Subttulo"/>
     <w:uiPriority w:val="2"/>
     <w:rPr>
       <w:caps/>
